--- a/DrágaBorok Dokumentáció.docx
+++ b/DrágaBorok Dokumentáció.docx
@@ -1394,7 +1394,6 @@
           <w:docGrid w:linePitch="360"/>
         </w:sectPr>
       </w:pPr>
-      <w:bookmarkStart w:id="0" w:name="_GoBack"/>
       <w:r>
         <w:rPr>
           <w:rFonts w:ascii="Times New Roman" w:eastAsia="Times New Roman" w:hAnsi="Times New Roman" w:cs="Times New Roman"/>
@@ -1407,26 +1406,26 @@
         </w:rPr>
         <w:lastRenderedPageBreak/>
         <w:drawing>
-          <wp:anchor distT="0" distB="0" distL="114300" distR="114300" simplePos="0" relativeHeight="251658240" behindDoc="1" locked="0" layoutInCell="1" allowOverlap="1" wp14:anchorId="670FD3FA">
+          <wp:anchor distT="0" distB="0" distL="114300" distR="114300" simplePos="0" relativeHeight="251658240" behindDoc="1" locked="0" layoutInCell="1" allowOverlap="1">
             <wp:simplePos x="0" y="0"/>
-            <wp:positionH relativeFrom="margin">
-              <wp:align>center</wp:align>
+            <wp:positionH relativeFrom="page">
+              <wp:align>right</wp:align>
             </wp:positionH>
             <wp:positionV relativeFrom="paragraph">
               <wp:posOffset>0</wp:posOffset>
             </wp:positionV>
-            <wp:extent cx="10362565" cy="6372225"/>
-            <wp:effectExtent l="0" t="0" r="635" b="9525"/>
+            <wp:extent cx="10515600" cy="6469380"/>
+            <wp:effectExtent l="0" t="0" r="0" b="7620"/>
             <wp:wrapTight wrapText="bothSides">
               <wp:wrapPolygon edited="0">
                 <wp:start x="0" y="0"/>
-                <wp:lineTo x="0" y="21568"/>
-                <wp:lineTo x="21562" y="21568"/>
-                <wp:lineTo x="21562" y="0"/>
+                <wp:lineTo x="0" y="21562"/>
+                <wp:lineTo x="21561" y="21562"/>
+                <wp:lineTo x="21561" y="0"/>
                 <wp:lineTo x="0" y="0"/>
               </wp:wrapPolygon>
             </wp:wrapTight>
-            <wp:docPr id="2" name="Kép 2"/>
+            <wp:docPr id="1" name="Kép 1"/>
             <wp:cNvGraphicFramePr>
               <a:graphicFrameLocks xmlns:a="http://schemas.openxmlformats.org/drawingml/2006/main" noChangeAspect="1"/>
             </wp:cNvGraphicFramePr>
@@ -1434,7 +1433,7 @@
               <a:graphicData uri="http://schemas.openxmlformats.org/drawingml/2006/picture">
                 <pic:pic xmlns:pic="http://schemas.openxmlformats.org/drawingml/2006/picture">
                   <pic:nvPicPr>
-                    <pic:cNvPr id="0" name="Picture 8"/>
+                    <pic:cNvPr id="0" name="Picture 1"/>
                     <pic:cNvPicPr>
                       <a:picLocks noChangeAspect="1" noChangeArrowheads="1"/>
                     </pic:cNvPicPr>
@@ -1455,7 +1454,7 @@
                   <pic:spPr bwMode="auto">
                     <a:xfrm>
                       <a:off x="0" y="0"/>
-                      <a:ext cx="10362565" cy="6372225"/>
+                      <a:ext cx="10515600" cy="6469380"/>
                     </a:xfrm>
                     <a:prstGeom prst="rect">
                       <a:avLst/>
@@ -1477,7 +1476,6 @@
           </wp:anchor>
         </w:drawing>
       </w:r>
-      <w:bookmarkEnd w:id="0"/>
     </w:p>
     <w:p>
       <w:pPr>
@@ -3016,7 +3014,27 @@
           <w:szCs w:val="20"/>
           <w:lang w:eastAsia="hu-HU"/>
         </w:rPr>
-        <w:t>bor_mentes14.sql</w:t>
+        <w:t>bor_mentes1</w:t>
+      </w:r>
+      <w:r>
+        <w:rPr>
+          <w:rFonts w:ascii="Courier New" w:eastAsia="Times New Roman" w:hAnsi="Courier New" w:cs="Courier New"/>
+          <w:sz w:val="20"/>
+          <w:szCs w:val="20"/>
+          <w:lang w:eastAsia="hu-HU"/>
+        </w:rPr>
+        <w:t>5</w:t>
+      </w:r>
+      <w:bookmarkStart w:id="0" w:name="_GoBack"/>
+      <w:bookmarkEnd w:id="0"/>
+      <w:r>
+        <w:rPr>
+          <w:rFonts w:ascii="Courier New" w:eastAsia="Times New Roman" w:hAnsi="Courier New" w:cs="Courier New"/>
+          <w:sz w:val="20"/>
+          <w:szCs w:val="20"/>
+          <w:lang w:eastAsia="hu-HU"/>
+        </w:rPr>
+        <w:t>.sql</w:t>
       </w:r>
       <w:r>
         <w:rPr>
@@ -12643,7 +12661,7 @@
 </file>
 
 <file path=customXml/itemProps1.xml><?xml version="1.0" encoding="utf-8"?>
-<ds:datastoreItem xmlns:ds="http://schemas.openxmlformats.org/officeDocument/2006/customXml" ds:itemID="{8555FABC-EC99-4FE9-A0E3-558B4D8F5942}">
+<ds:datastoreItem xmlns:ds="http://schemas.openxmlformats.org/officeDocument/2006/customXml" ds:itemID="{44CC1F24-95E2-48DF-934F-3754AD8018BC}">
   <ds:schemaRefs>
     <ds:schemaRef ds:uri="http://schemas.openxmlformats.org/officeDocument/2006/bibliography"/>
   </ds:schemaRefs>

--- a/DrágaBorok Dokumentáció.docx
+++ b/DrágaBorok Dokumentáció.docx
@@ -2501,6 +2501,94 @@
     </w:p>
     <w:p>
       <w:pPr>
+        <w:numPr>
+          <w:ilvl w:val="0"/>
+          <w:numId w:val="6"/>
+        </w:numPr>
+        <w:spacing w:before="100" w:beforeAutospacing="1" w:after="100" w:afterAutospacing="1" w:line="240" w:lineRule="auto"/>
+        <w:rPr>
+          <w:rFonts w:ascii="Times New Roman" w:eastAsia="Times New Roman" w:hAnsi="Times New Roman" w:cs="Times New Roman"/>
+          <w:sz w:val="24"/>
+          <w:szCs w:val="24"/>
+          <w:lang w:eastAsia="hu-HU"/>
+        </w:rPr>
+      </w:pPr>
+      <w:proofErr w:type="spellStart"/>
+      <w:r>
+        <w:rPr>
+          <w:rFonts w:ascii="Times New Roman" w:eastAsia="Times New Roman" w:hAnsi="Times New Roman" w:cs="Times New Roman"/>
+          <w:b/>
+          <w:bCs/>
+          <w:sz w:val="24"/>
+          <w:szCs w:val="24"/>
+          <w:lang w:eastAsia="hu-HU"/>
+        </w:rPr>
+        <w:t>Admin</w:t>
+      </w:r>
+      <w:proofErr w:type="spellEnd"/>
+      <w:r>
+        <w:rPr>
+          <w:rFonts w:ascii="Times New Roman" w:eastAsia="Times New Roman" w:hAnsi="Times New Roman" w:cs="Times New Roman"/>
+          <w:b/>
+          <w:bCs/>
+          <w:sz w:val="24"/>
+          <w:szCs w:val="24"/>
+          <w:lang w:eastAsia="hu-HU"/>
+        </w:rPr>
+        <w:t xml:space="preserve"> felhasználó:</w:t>
+      </w:r>
+      <w:r>
+        <w:rPr>
+          <w:rFonts w:ascii="Times New Roman" w:eastAsia="Times New Roman" w:hAnsi="Times New Roman" w:cs="Times New Roman"/>
+          <w:sz w:val="24"/>
+          <w:szCs w:val="24"/>
+          <w:lang w:eastAsia="hu-HU"/>
+        </w:rPr>
+        <w:t xml:space="preserve"> Az </w:t>
+      </w:r>
+      <w:proofErr w:type="spellStart"/>
+      <w:r>
+        <w:rPr>
+          <w:rFonts w:ascii="Times New Roman" w:eastAsia="Times New Roman" w:hAnsi="Times New Roman" w:cs="Times New Roman"/>
+          <w:sz w:val="24"/>
+          <w:szCs w:val="24"/>
+          <w:lang w:eastAsia="hu-HU"/>
+        </w:rPr>
+        <w:t>admin</w:t>
+      </w:r>
+      <w:proofErr w:type="spellEnd"/>
+      <w:r>
+        <w:rPr>
+          <w:rFonts w:ascii="Times New Roman" w:eastAsia="Times New Roman" w:hAnsi="Times New Roman" w:cs="Times New Roman"/>
+          <w:sz w:val="24"/>
+          <w:szCs w:val="24"/>
+          <w:lang w:eastAsia="hu-HU"/>
+        </w:rPr>
+        <w:t xml:space="preserve"> felhasználót külön a rendszergazdának kell létrehozni a </w:t>
+      </w:r>
+      <w:r>
+        <w:rPr>
+          <w:rFonts w:ascii="Times New Roman" w:eastAsia="Times New Roman" w:hAnsi="Times New Roman" w:cs="Times New Roman"/>
+          <w:i/>
+          <w:sz w:val="24"/>
+          <w:szCs w:val="24"/>
+          <w:u w:val="single"/>
+          <w:lang w:eastAsia="hu-HU"/>
+        </w:rPr>
+        <w:t>script.js</w:t>
+      </w:r>
+      <w:r>
+        <w:rPr>
+          <w:rFonts w:ascii="Times New Roman" w:eastAsia="Times New Roman" w:hAnsi="Times New Roman" w:cs="Times New Roman"/>
+          <w:sz w:val="24"/>
+          <w:szCs w:val="24"/>
+          <w:lang w:eastAsia="hu-HU"/>
+        </w:rPr>
+        <w:t xml:space="preserve"> segítségével. Ezzel tud 1 titkosított jelszót létrehozni</w:t>
+      </w:r>
+    </w:p>
+    <w:p>
+      <w:pPr>
         <w:spacing w:before="100" w:beforeAutospacing="1" w:after="100" w:afterAutospacing="1" w:line="240" w:lineRule="auto"/>
         <w:outlineLvl w:val="1"/>
         <w:rPr>
@@ -2759,6 +2847,8 @@
         </w:rPr>
         <w:t>www</w:t>
       </w:r>
+      <w:bookmarkStart w:id="0" w:name="_GoBack"/>
+      <w:bookmarkEnd w:id="0"/>
       <w:proofErr w:type="spellEnd"/>
     </w:p>
     <w:p>
@@ -2904,6 +2994,7 @@
           <w:szCs w:val="24"/>
           <w:lang w:eastAsia="hu-HU"/>
         </w:rPr>
+        <w:lastRenderedPageBreak/>
         <w:t xml:space="preserve">Fejlesztői mód indítása: </w:t>
       </w:r>
       <w:proofErr w:type="spellStart"/>
@@ -2980,7 +3071,6 @@
           <w:szCs w:val="27"/>
           <w:lang w:eastAsia="hu-HU"/>
         </w:rPr>
-        <w:lastRenderedPageBreak/>
         <w:t>6.3. Adatbázis</w:t>
       </w:r>
     </w:p>
@@ -3023,10 +3113,8 @@
           <w:szCs w:val="20"/>
           <w:lang w:eastAsia="hu-HU"/>
         </w:rPr>
-        <w:t>5</w:t>
-      </w:r>
-      <w:bookmarkStart w:id="0" w:name="_GoBack"/>
-      <w:bookmarkEnd w:id="0"/>
+        <w:t>6</w:t>
+      </w:r>
       <w:r>
         <w:rPr>
           <w:rFonts w:ascii="Courier New" w:eastAsia="Times New Roman" w:hAnsi="Courier New" w:cs="Courier New"/>
@@ -6234,6 +6322,7 @@
                 <w:bdr w:val="none" w:sz="0" w:space="0" w:color="auto" w:frame="1"/>
                 <w:lang w:eastAsia="hu-HU"/>
               </w:rPr>
+              <w:lastRenderedPageBreak/>
               <w:t>PUT</w:t>
             </w:r>
           </w:p>
@@ -6424,7 +6513,6 @@
                 <w:bdr w:val="none" w:sz="0" w:space="0" w:color="auto" w:frame="1"/>
                 <w:lang w:eastAsia="hu-HU"/>
               </w:rPr>
-              <w:lastRenderedPageBreak/>
               <w:t>DELETE</w:t>
             </w:r>
           </w:p>
@@ -9320,6 +9408,7 @@
                 <w:bdr w:val="none" w:sz="0" w:space="0" w:color="auto" w:frame="1"/>
                 <w:lang w:eastAsia="hu-HU"/>
               </w:rPr>
+              <w:lastRenderedPageBreak/>
               <w:t>GET</w:t>
             </w:r>
           </w:p>
@@ -9545,7 +9634,6 @@
                 <w:bdr w:val="none" w:sz="0" w:space="0" w:color="auto" w:frame="1"/>
                 <w:lang w:eastAsia="hu-HU"/>
               </w:rPr>
-              <w:lastRenderedPageBreak/>
               <w:t>POST</w:t>
             </w:r>
           </w:p>
@@ -12661,7 +12749,7 @@
 </file>
 
 <file path=customXml/itemProps1.xml><?xml version="1.0" encoding="utf-8"?>
-<ds:datastoreItem xmlns:ds="http://schemas.openxmlformats.org/officeDocument/2006/customXml" ds:itemID="{44CC1F24-95E2-48DF-934F-3754AD8018BC}">
+<ds:datastoreItem xmlns:ds="http://schemas.openxmlformats.org/officeDocument/2006/customXml" ds:itemID="{E86E5270-6AB3-4DB7-841E-8FB3A84669A1}">
   <ds:schemaRefs>
     <ds:schemaRef ds:uri="http://schemas.openxmlformats.org/officeDocument/2006/bibliography"/>
   </ds:schemaRefs>

--- a/DrágaBorok Dokumentáció.docx
+++ b/DrágaBorok Dokumentáció.docx
@@ -2847,8 +2847,6 @@
         </w:rPr>
         <w:t>www</w:t>
       </w:r>
-      <w:bookmarkStart w:id="0" w:name="_GoBack"/>
-      <w:bookmarkEnd w:id="0"/>
       <w:proofErr w:type="spellEnd"/>
     </w:p>
     <w:p>
@@ -2972,6 +2970,8 @@
         </w:rPr>
         <w:t xml:space="preserve"> változót az API eléréséhez.</w:t>
       </w:r>
+      <w:bookmarkStart w:id="0" w:name="_GoBack"/>
+      <w:bookmarkEnd w:id="0"/>
     </w:p>
     <w:p>
       <w:pPr>
@@ -3113,7 +3113,7 @@
           <w:szCs w:val="20"/>
           <w:lang w:eastAsia="hu-HU"/>
         </w:rPr>
-        <w:t>6</w:t>
+        <w:t>7</w:t>
       </w:r>
       <w:r>
         <w:rPr>
@@ -12749,7 +12749,7 @@
 </file>
 
 <file path=customXml/itemProps1.xml><?xml version="1.0" encoding="utf-8"?>
-<ds:datastoreItem xmlns:ds="http://schemas.openxmlformats.org/officeDocument/2006/customXml" ds:itemID="{E86E5270-6AB3-4DB7-841E-8FB3A84669A1}">
+<ds:datastoreItem xmlns:ds="http://schemas.openxmlformats.org/officeDocument/2006/customXml" ds:itemID="{B4F8A694-0614-40A3-86F4-78CC94DBCE01}">
   <ds:schemaRefs>
     <ds:schemaRef ds:uri="http://schemas.openxmlformats.org/officeDocument/2006/bibliography"/>
   </ds:schemaRefs>

--- a/DrágaBorok Dokumentáció.docx
+++ b/DrágaBorok Dokumentáció.docx
@@ -620,6 +620,8 @@
         </w:rPr>
         <w:t>3. Rendszerarchitektúra</w:t>
       </w:r>
+      <w:bookmarkStart w:id="0" w:name="_GoBack"/>
+      <w:bookmarkEnd w:id="0"/>
     </w:p>
     <w:p>
       <w:pPr>
@@ -645,6 +647,288 @@
         </w:rPr>
         <w:t>3.1. Backend felépítése</w:t>
       </w:r>
+    </w:p>
+    <w:p>
+      <w:pPr>
+        <w:spacing w:before="100" w:beforeAutospacing="1" w:after="100" w:afterAutospacing="1" w:line="240" w:lineRule="auto"/>
+        <w:outlineLvl w:val="2"/>
+        <w:rPr>
+          <w:rFonts w:ascii="Times New Roman" w:eastAsia="Times New Roman" w:hAnsi="Times New Roman" w:cs="Times New Roman"/>
+          <w:bCs/>
+          <w:sz w:val="24"/>
+          <w:szCs w:val="24"/>
+          <w:lang w:eastAsia="hu-HU"/>
+        </w:rPr>
+      </w:pPr>
+      <w:r>
+        <w:rPr>
+          <w:rFonts w:ascii="Times New Roman" w:eastAsia="Times New Roman" w:hAnsi="Times New Roman" w:cs="Times New Roman"/>
+          <w:bCs/>
+          <w:sz w:val="24"/>
+          <w:szCs w:val="24"/>
+          <w:lang w:eastAsia="hu-HU"/>
+        </w:rPr>
+        <w:t>Függőségek feltelepítése:</w:t>
+      </w:r>
+    </w:p>
+    <w:p>
+      <w:pPr>
+        <w:pStyle w:val="Listaszerbekezds"/>
+        <w:numPr>
+          <w:ilvl w:val="0"/>
+          <w:numId w:val="12"/>
+        </w:numPr>
+        <w:spacing w:before="100" w:beforeAutospacing="1" w:after="100" w:afterAutospacing="1" w:line="240" w:lineRule="auto"/>
+        <w:outlineLvl w:val="2"/>
+        <w:rPr>
+          <w:rFonts w:ascii="Times New Roman" w:eastAsia="Times New Roman" w:hAnsi="Times New Roman" w:cs="Times New Roman"/>
+          <w:bCs/>
+          <w:sz w:val="24"/>
+          <w:szCs w:val="24"/>
+          <w:lang w:eastAsia="hu-HU"/>
+        </w:rPr>
+      </w:pPr>
+      <w:proofErr w:type="spellStart"/>
+      <w:r>
+        <w:rPr>
+          <w:rFonts w:asciiTheme="majorHAnsi" w:eastAsia="Times New Roman" w:hAnsiTheme="majorHAnsi" w:cstheme="majorHAnsi"/>
+          <w:bCs/>
+          <w:sz w:val="24"/>
+          <w:szCs w:val="24"/>
+          <w:lang w:eastAsia="hu-HU"/>
+        </w:rPr>
+        <w:t>npm</w:t>
+      </w:r>
+      <w:proofErr w:type="spellEnd"/>
+      <w:r>
+        <w:rPr>
+          <w:rFonts w:ascii="Times New Roman" w:eastAsia="Times New Roman" w:hAnsi="Times New Roman" w:cs="Times New Roman"/>
+          <w:bCs/>
+          <w:sz w:val="24"/>
+          <w:szCs w:val="24"/>
+          <w:lang w:eastAsia="hu-HU"/>
+        </w:rPr>
+        <w:t xml:space="preserve"> </w:t>
+      </w:r>
+      <w:proofErr w:type="spellStart"/>
+      <w:r>
+        <w:rPr>
+          <w:rFonts w:asciiTheme="majorHAnsi" w:eastAsia="Times New Roman" w:hAnsiTheme="majorHAnsi" w:cstheme="majorHAnsi"/>
+          <w:bCs/>
+          <w:sz w:val="24"/>
+          <w:szCs w:val="24"/>
+          <w:lang w:eastAsia="hu-HU"/>
+        </w:rPr>
+        <w:t>install</w:t>
+      </w:r>
+      <w:proofErr w:type="spellEnd"/>
+      <w:r>
+        <w:rPr>
+          <w:rFonts w:ascii="Times New Roman" w:eastAsia="Times New Roman" w:hAnsi="Times New Roman" w:cs="Times New Roman"/>
+          <w:bCs/>
+          <w:sz w:val="24"/>
+          <w:szCs w:val="24"/>
+          <w:lang w:eastAsia="hu-HU"/>
+        </w:rPr>
+        <w:t xml:space="preserve"> </w:t>
+      </w:r>
+      <w:proofErr w:type="spellStart"/>
+      <w:r>
+        <w:rPr>
+          <w:rStyle w:val="HTML-kd"/>
+          <w:rFonts w:eastAsiaTheme="minorHAnsi"/>
+        </w:rPr>
+        <w:t>express</w:t>
+      </w:r>
+      <w:proofErr w:type="spellEnd"/>
+      <w:r>
+        <w:t xml:space="preserve"> </w:t>
+      </w:r>
+      <w:r>
+        <w:rPr>
+          <w:rStyle w:val="HTML-kd"/>
+          <w:rFonts w:eastAsiaTheme="minorHAnsi"/>
+        </w:rPr>
+        <w:t>mysql2</w:t>
+      </w:r>
+      <w:r>
+        <w:t xml:space="preserve"> </w:t>
+      </w:r>
+      <w:proofErr w:type="spellStart"/>
+      <w:r>
+        <w:rPr>
+          <w:rStyle w:val="HTML-kd"/>
+          <w:rFonts w:eastAsiaTheme="minorHAnsi"/>
+        </w:rPr>
+        <w:t>bcrypt</w:t>
+      </w:r>
+      <w:proofErr w:type="spellEnd"/>
+      <w:r>
+        <w:t xml:space="preserve"> </w:t>
+      </w:r>
+      <w:proofErr w:type="spellStart"/>
+      <w:r>
+        <w:rPr>
+          <w:rStyle w:val="HTML-kd"/>
+          <w:rFonts w:eastAsiaTheme="minorHAnsi"/>
+        </w:rPr>
+        <w:t>sharp</w:t>
+      </w:r>
+      <w:proofErr w:type="spellEnd"/>
+      <w:r>
+        <w:t xml:space="preserve"> </w:t>
+      </w:r>
+      <w:r>
+        <w:rPr>
+          <w:rStyle w:val="HTML-kd"/>
+          <w:rFonts w:eastAsiaTheme="minorHAnsi"/>
+        </w:rPr>
+        <w:t>socket.io</w:t>
+      </w:r>
+      <w:r>
+        <w:rPr>
+          <w:rStyle w:val="HTML-kd"/>
+          <w:rFonts w:eastAsiaTheme="minorHAnsi"/>
+        </w:rPr>
+        <w:t xml:space="preserve"> </w:t>
+      </w:r>
+      <w:proofErr w:type="spellStart"/>
+      <w:r>
+        <w:rPr>
+          <w:rStyle w:val="HTML-kd"/>
+          <w:rFonts w:eastAsiaTheme="minorHAnsi"/>
+        </w:rPr>
+        <w:t>jsonwebtoken</w:t>
+      </w:r>
+      <w:proofErr w:type="spellEnd"/>
+      <w:r>
+        <w:rPr>
+          <w:rStyle w:val="HTML-kd"/>
+          <w:rFonts w:eastAsiaTheme="minorHAnsi"/>
+        </w:rPr>
+        <w:t xml:space="preserve"> </w:t>
+      </w:r>
+      <w:proofErr w:type="spellStart"/>
+      <w:r>
+        <w:rPr>
+          <w:rStyle w:val="HTML-kd"/>
+          <w:rFonts w:eastAsiaTheme="minorHAnsi"/>
+        </w:rPr>
+        <w:t>multer</w:t>
+      </w:r>
+      <w:proofErr w:type="spellEnd"/>
+      <w:r>
+        <w:rPr>
+          <w:rStyle w:val="HTML-kd"/>
+          <w:rFonts w:eastAsiaTheme="minorHAnsi"/>
+        </w:rPr>
+        <w:t xml:space="preserve"> </w:t>
+      </w:r>
+      <w:proofErr w:type="spellStart"/>
+      <w:r>
+        <w:rPr>
+          <w:rStyle w:val="HTML-kd"/>
+          <w:rFonts w:eastAsiaTheme="minorHAnsi"/>
+        </w:rPr>
+        <w:t>cors</w:t>
+      </w:r>
+      <w:proofErr w:type="spellEnd"/>
+      <w:r>
+        <w:rPr>
+          <w:rStyle w:val="HTML-kd"/>
+          <w:rFonts w:eastAsiaTheme="minorHAnsi"/>
+        </w:rPr>
+        <w:t xml:space="preserve"> </w:t>
+      </w:r>
+      <w:proofErr w:type="spellStart"/>
+      <w:r>
+        <w:rPr>
+          <w:rStyle w:val="HTML-kd"/>
+          <w:rFonts w:eastAsiaTheme="minorHAnsi"/>
+        </w:rPr>
+        <w:t>dotenv</w:t>
+      </w:r>
+      <w:proofErr w:type="spellEnd"/>
+      <w:r>
+        <w:rPr>
+          <w:rStyle w:val="HTML-kd"/>
+          <w:rFonts w:eastAsiaTheme="minorHAnsi"/>
+        </w:rPr>
+        <w:t xml:space="preserve"> </w:t>
+      </w:r>
+      <w:proofErr w:type="spellStart"/>
+      <w:r>
+        <w:rPr>
+          <w:rStyle w:val="HTML-kd"/>
+          <w:rFonts w:eastAsiaTheme="minorHAnsi"/>
+        </w:rPr>
+        <w:t>cookie</w:t>
+      </w:r>
+      <w:proofErr w:type="spellEnd"/>
+      <w:r>
+        <w:rPr>
+          <w:rStyle w:val="HTML-kd"/>
+          <w:rFonts w:eastAsiaTheme="minorHAnsi"/>
+        </w:rPr>
+        <w:t xml:space="preserve">-parser </w:t>
+      </w:r>
+      <w:proofErr w:type="spellStart"/>
+      <w:r>
+        <w:rPr>
+          <w:rStyle w:val="HTML-kd"/>
+          <w:rFonts w:eastAsiaTheme="minorHAnsi"/>
+        </w:rPr>
+        <w:t>morgan</w:t>
+      </w:r>
+      <w:proofErr w:type="spellEnd"/>
+      <w:r>
+        <w:rPr>
+          <w:rStyle w:val="HTML-kd"/>
+          <w:rFonts w:eastAsiaTheme="minorHAnsi"/>
+        </w:rPr>
+        <w:t xml:space="preserve"> </w:t>
+      </w:r>
+      <w:proofErr w:type="spellStart"/>
+      <w:r>
+        <w:rPr>
+          <w:rStyle w:val="HTML-kd"/>
+          <w:rFonts w:eastAsiaTheme="minorHAnsi"/>
+        </w:rPr>
+        <w:t>debug</w:t>
+      </w:r>
+      <w:proofErr w:type="spellEnd"/>
+      <w:r>
+        <w:rPr>
+          <w:rStyle w:val="HTML-kd"/>
+          <w:rFonts w:eastAsiaTheme="minorHAnsi"/>
+        </w:rPr>
+        <w:t xml:space="preserve"> </w:t>
+      </w:r>
+      <w:proofErr w:type="spellStart"/>
+      <w:r>
+        <w:rPr>
+          <w:rStyle w:val="HTML-kd"/>
+          <w:rFonts w:eastAsiaTheme="minorHAnsi"/>
+        </w:rPr>
+        <w:t>promise</w:t>
+      </w:r>
+      <w:proofErr w:type="spellEnd"/>
+      <w:r>
+        <w:rPr>
+          <w:rStyle w:val="HTML-kd"/>
+          <w:rFonts w:eastAsiaTheme="minorHAnsi"/>
+        </w:rPr>
+        <w:t xml:space="preserve"> </w:t>
+      </w:r>
+      <w:proofErr w:type="spellStart"/>
+      <w:r>
+        <w:rPr>
+          <w:rStyle w:val="HTML-kd"/>
+          <w:rFonts w:eastAsiaTheme="minorHAnsi"/>
+        </w:rPr>
+        <w:t>nodemon</w:t>
+      </w:r>
+      <w:proofErr w:type="spellEnd"/>
     </w:p>
     <w:p>
       <w:pPr>
@@ -1214,6 +1498,7 @@
           <w:szCs w:val="24"/>
           <w:lang w:eastAsia="hu-HU"/>
         </w:rPr>
+        <w:lastRenderedPageBreak/>
         <w:t>Tranzakciók:</w:t>
       </w:r>
       <w:r>
@@ -1406,26 +1691,18 @@
         </w:rPr>
         <w:lastRenderedPageBreak/>
         <w:drawing>
-          <wp:anchor distT="0" distB="0" distL="114300" distR="114300" simplePos="0" relativeHeight="251658240" behindDoc="1" locked="0" layoutInCell="1" allowOverlap="1">
+          <wp:anchor distT="0" distB="0" distL="114300" distR="114300" simplePos="0" relativeHeight="251658240" behindDoc="0" locked="0" layoutInCell="1" allowOverlap="1">
             <wp:simplePos x="0" y="0"/>
-            <wp:positionH relativeFrom="page">
-              <wp:align>right</wp:align>
+            <wp:positionH relativeFrom="column">
+              <wp:posOffset>-747395</wp:posOffset>
             </wp:positionH>
             <wp:positionV relativeFrom="paragraph">
               <wp:posOffset>0</wp:posOffset>
             </wp:positionV>
-            <wp:extent cx="10515600" cy="6469380"/>
-            <wp:effectExtent l="0" t="0" r="0" b="7620"/>
-            <wp:wrapTight wrapText="bothSides">
-              <wp:wrapPolygon edited="0">
-                <wp:start x="0" y="0"/>
-                <wp:lineTo x="0" y="21562"/>
-                <wp:lineTo x="21561" y="21562"/>
-                <wp:lineTo x="21561" y="0"/>
-                <wp:lineTo x="0" y="0"/>
-              </wp:wrapPolygon>
-            </wp:wrapTight>
-            <wp:docPr id="1" name="Kép 1"/>
+            <wp:extent cx="10151745" cy="6238875"/>
+            <wp:effectExtent l="0" t="0" r="1905" b="9525"/>
+            <wp:wrapSquare wrapText="bothSides"/>
+            <wp:docPr id="2" name="Kép 2"/>
             <wp:cNvGraphicFramePr>
               <a:graphicFrameLocks xmlns:a="http://schemas.openxmlformats.org/drawingml/2006/main" noChangeAspect="1"/>
             </wp:cNvGraphicFramePr>
@@ -1439,7 +1716,7 @@
                     </pic:cNvPicPr>
                   </pic:nvPicPr>
                   <pic:blipFill>
-                    <a:blip r:embed="rId6">
+                    <a:blip r:embed="rId6" cstate="print">
                       <a:extLst>
                         <a:ext uri="{28A0092B-C50C-407E-A947-70E740481C1C}">
                           <a14:useLocalDpi xmlns:a14="http://schemas.microsoft.com/office/drawing/2010/main" val="0"/>
@@ -1454,7 +1731,7 @@
                   <pic:spPr bwMode="auto">
                     <a:xfrm>
                       <a:off x="0" y="0"/>
-                      <a:ext cx="10515600" cy="6469380"/>
+                      <a:ext cx="10151745" cy="6238875"/>
                     </a:xfrm>
                     <a:prstGeom prst="rect">
                       <a:avLst/>
@@ -2970,8 +3247,6 @@
         </w:rPr>
         <w:t xml:space="preserve"> változót az API eléréséhez.</w:t>
       </w:r>
-      <w:bookmarkStart w:id="0" w:name="_GoBack"/>
-      <w:bookmarkEnd w:id="0"/>
     </w:p>
     <w:p>
       <w:pPr>
@@ -3113,7 +3388,7 @@
           <w:szCs w:val="20"/>
           <w:lang w:eastAsia="hu-HU"/>
         </w:rPr>
-        <w:t>7</w:t>
+        <w:t>8</w:t>
       </w:r>
       <w:r>
         <w:rPr>
@@ -10873,6 +11148,119 @@
     </w:lvl>
   </w:abstractNum>
   <w:abstractNum w:abstractNumId="3" w15:restartNumberingAfterBreak="0">
+    <w:nsid w:val="236D48CB"/>
+    <w:multiLevelType w:val="hybridMultilevel"/>
+    <w:tmpl w:val="CCA69F4A"/>
+    <w:lvl w:ilvl="0" w:tplc="040E0001">
+      <w:start w:val="1"/>
+      <w:numFmt w:val="bullet"/>
+      <w:lvlText w:val=""/>
+      <w:lvlJc w:val="left"/>
+      <w:pPr>
+        <w:ind w:left="720" w:hanging="360"/>
+      </w:pPr>
+      <w:rPr>
+        <w:rFonts w:ascii="Symbol" w:hAnsi="Symbol" w:hint="default"/>
+      </w:rPr>
+    </w:lvl>
+    <w:lvl w:ilvl="1" w:tplc="040E0003" w:tentative="1">
+      <w:start w:val="1"/>
+      <w:numFmt w:val="bullet"/>
+      <w:lvlText w:val="o"/>
+      <w:lvlJc w:val="left"/>
+      <w:pPr>
+        <w:ind w:left="1440" w:hanging="360"/>
+      </w:pPr>
+      <w:rPr>
+        <w:rFonts w:ascii="Courier New" w:hAnsi="Courier New" w:cs="Courier New" w:hint="default"/>
+      </w:rPr>
+    </w:lvl>
+    <w:lvl w:ilvl="2" w:tplc="040E0005" w:tentative="1">
+      <w:start w:val="1"/>
+      <w:numFmt w:val="bullet"/>
+      <w:lvlText w:val=""/>
+      <w:lvlJc w:val="left"/>
+      <w:pPr>
+        <w:ind w:left="2160" w:hanging="360"/>
+      </w:pPr>
+      <w:rPr>
+        <w:rFonts w:ascii="Wingdings" w:hAnsi="Wingdings" w:hint="default"/>
+      </w:rPr>
+    </w:lvl>
+    <w:lvl w:ilvl="3" w:tplc="040E0001" w:tentative="1">
+      <w:start w:val="1"/>
+      <w:numFmt w:val="bullet"/>
+      <w:lvlText w:val=""/>
+      <w:lvlJc w:val="left"/>
+      <w:pPr>
+        <w:ind w:left="2880" w:hanging="360"/>
+      </w:pPr>
+      <w:rPr>
+        <w:rFonts w:ascii="Symbol" w:hAnsi="Symbol" w:hint="default"/>
+      </w:rPr>
+    </w:lvl>
+    <w:lvl w:ilvl="4" w:tplc="040E0003" w:tentative="1">
+      <w:start w:val="1"/>
+      <w:numFmt w:val="bullet"/>
+      <w:lvlText w:val="o"/>
+      <w:lvlJc w:val="left"/>
+      <w:pPr>
+        <w:ind w:left="3600" w:hanging="360"/>
+      </w:pPr>
+      <w:rPr>
+        <w:rFonts w:ascii="Courier New" w:hAnsi="Courier New" w:cs="Courier New" w:hint="default"/>
+      </w:rPr>
+    </w:lvl>
+    <w:lvl w:ilvl="5" w:tplc="040E0005" w:tentative="1">
+      <w:start w:val="1"/>
+      <w:numFmt w:val="bullet"/>
+      <w:lvlText w:val=""/>
+      <w:lvlJc w:val="left"/>
+      <w:pPr>
+        <w:ind w:left="4320" w:hanging="360"/>
+      </w:pPr>
+      <w:rPr>
+        <w:rFonts w:ascii="Wingdings" w:hAnsi="Wingdings" w:hint="default"/>
+      </w:rPr>
+    </w:lvl>
+    <w:lvl w:ilvl="6" w:tplc="040E0001" w:tentative="1">
+      <w:start w:val="1"/>
+      <w:numFmt w:val="bullet"/>
+      <w:lvlText w:val=""/>
+      <w:lvlJc w:val="left"/>
+      <w:pPr>
+        <w:ind w:left="5040" w:hanging="360"/>
+      </w:pPr>
+      <w:rPr>
+        <w:rFonts w:ascii="Symbol" w:hAnsi="Symbol" w:hint="default"/>
+      </w:rPr>
+    </w:lvl>
+    <w:lvl w:ilvl="7" w:tplc="040E0003" w:tentative="1">
+      <w:start w:val="1"/>
+      <w:numFmt w:val="bullet"/>
+      <w:lvlText w:val="o"/>
+      <w:lvlJc w:val="left"/>
+      <w:pPr>
+        <w:ind w:left="5760" w:hanging="360"/>
+      </w:pPr>
+      <w:rPr>
+        <w:rFonts w:ascii="Courier New" w:hAnsi="Courier New" w:cs="Courier New" w:hint="default"/>
+      </w:rPr>
+    </w:lvl>
+    <w:lvl w:ilvl="8" w:tplc="040E0005" w:tentative="1">
+      <w:start w:val="1"/>
+      <w:numFmt w:val="bullet"/>
+      <w:lvlText w:val=""/>
+      <w:lvlJc w:val="left"/>
+      <w:pPr>
+        <w:ind w:left="6480" w:hanging="360"/>
+      </w:pPr>
+      <w:rPr>
+        <w:rFonts w:ascii="Wingdings" w:hAnsi="Wingdings" w:hint="default"/>
+      </w:rPr>
+    </w:lvl>
+  </w:abstractNum>
+  <w:abstractNum w:abstractNumId="4" w15:restartNumberingAfterBreak="0">
     <w:nsid w:val="23AC242C"/>
     <w:multiLevelType w:val="multilevel"/>
     <w:tmpl w:val="BF6E4F8C"/>
@@ -10985,7 +11373,7 @@
       </w:pPr>
     </w:lvl>
   </w:abstractNum>
-  <w:abstractNum w:abstractNumId="4" w15:restartNumberingAfterBreak="0">
+  <w:abstractNum w:abstractNumId="5" w15:restartNumberingAfterBreak="0">
     <w:nsid w:val="36ED5236"/>
     <w:multiLevelType w:val="multilevel"/>
     <w:tmpl w:val="61240522"/>
@@ -11098,7 +11486,7 @@
       </w:pPr>
     </w:lvl>
   </w:abstractNum>
-  <w:abstractNum w:abstractNumId="5" w15:restartNumberingAfterBreak="0">
+  <w:abstractNum w:abstractNumId="6" w15:restartNumberingAfterBreak="0">
     <w:nsid w:val="40DB48EF"/>
     <w:multiLevelType w:val="multilevel"/>
     <w:tmpl w:val="73F4C3F0"/>
@@ -11247,7 +11635,7 @@
       </w:rPr>
     </w:lvl>
   </w:abstractNum>
-  <w:abstractNum w:abstractNumId="6" w15:restartNumberingAfterBreak="0">
+  <w:abstractNum w:abstractNumId="7" w15:restartNumberingAfterBreak="0">
     <w:nsid w:val="41D42DB5"/>
     <w:multiLevelType w:val="multilevel"/>
     <w:tmpl w:val="6C7C2B30"/>
@@ -11396,7 +11784,7 @@
       </w:rPr>
     </w:lvl>
   </w:abstractNum>
-  <w:abstractNum w:abstractNumId="7" w15:restartNumberingAfterBreak="0">
+  <w:abstractNum w:abstractNumId="8" w15:restartNumberingAfterBreak="0">
     <w:nsid w:val="48F10BAB"/>
     <w:multiLevelType w:val="multilevel"/>
     <w:tmpl w:val="9D009D10"/>
@@ -11545,7 +11933,7 @@
       </w:rPr>
     </w:lvl>
   </w:abstractNum>
-  <w:abstractNum w:abstractNumId="8" w15:restartNumberingAfterBreak="0">
+  <w:abstractNum w:abstractNumId="9" w15:restartNumberingAfterBreak="0">
     <w:nsid w:val="629B1510"/>
     <w:multiLevelType w:val="multilevel"/>
     <w:tmpl w:val="5F1E9346"/>
@@ -11694,7 +12082,120 @@
       </w:rPr>
     </w:lvl>
   </w:abstractNum>
-  <w:abstractNum w:abstractNumId="9" w15:restartNumberingAfterBreak="0">
+  <w:abstractNum w:abstractNumId="10" w15:restartNumberingAfterBreak="0">
+    <w:nsid w:val="68223005"/>
+    <w:multiLevelType w:val="hybridMultilevel"/>
+    <w:tmpl w:val="D6EA80FA"/>
+    <w:lvl w:ilvl="0" w:tplc="040E0001">
+      <w:start w:val="1"/>
+      <w:numFmt w:val="bullet"/>
+      <w:lvlText w:val=""/>
+      <w:lvlJc w:val="left"/>
+      <w:pPr>
+        <w:ind w:left="720" w:hanging="360"/>
+      </w:pPr>
+      <w:rPr>
+        <w:rFonts w:ascii="Symbol" w:hAnsi="Symbol" w:hint="default"/>
+      </w:rPr>
+    </w:lvl>
+    <w:lvl w:ilvl="1" w:tplc="040E0003" w:tentative="1">
+      <w:start w:val="1"/>
+      <w:numFmt w:val="bullet"/>
+      <w:lvlText w:val="o"/>
+      <w:lvlJc w:val="left"/>
+      <w:pPr>
+        <w:ind w:left="1440" w:hanging="360"/>
+      </w:pPr>
+      <w:rPr>
+        <w:rFonts w:ascii="Courier New" w:hAnsi="Courier New" w:cs="Courier New" w:hint="default"/>
+      </w:rPr>
+    </w:lvl>
+    <w:lvl w:ilvl="2" w:tplc="040E0005" w:tentative="1">
+      <w:start w:val="1"/>
+      <w:numFmt w:val="bullet"/>
+      <w:lvlText w:val=""/>
+      <w:lvlJc w:val="left"/>
+      <w:pPr>
+        <w:ind w:left="2160" w:hanging="360"/>
+      </w:pPr>
+      <w:rPr>
+        <w:rFonts w:ascii="Wingdings" w:hAnsi="Wingdings" w:hint="default"/>
+      </w:rPr>
+    </w:lvl>
+    <w:lvl w:ilvl="3" w:tplc="040E0001" w:tentative="1">
+      <w:start w:val="1"/>
+      <w:numFmt w:val="bullet"/>
+      <w:lvlText w:val=""/>
+      <w:lvlJc w:val="left"/>
+      <w:pPr>
+        <w:ind w:left="2880" w:hanging="360"/>
+      </w:pPr>
+      <w:rPr>
+        <w:rFonts w:ascii="Symbol" w:hAnsi="Symbol" w:hint="default"/>
+      </w:rPr>
+    </w:lvl>
+    <w:lvl w:ilvl="4" w:tplc="040E0003" w:tentative="1">
+      <w:start w:val="1"/>
+      <w:numFmt w:val="bullet"/>
+      <w:lvlText w:val="o"/>
+      <w:lvlJc w:val="left"/>
+      <w:pPr>
+        <w:ind w:left="3600" w:hanging="360"/>
+      </w:pPr>
+      <w:rPr>
+        <w:rFonts w:ascii="Courier New" w:hAnsi="Courier New" w:cs="Courier New" w:hint="default"/>
+      </w:rPr>
+    </w:lvl>
+    <w:lvl w:ilvl="5" w:tplc="040E0005" w:tentative="1">
+      <w:start w:val="1"/>
+      <w:numFmt w:val="bullet"/>
+      <w:lvlText w:val=""/>
+      <w:lvlJc w:val="left"/>
+      <w:pPr>
+        <w:ind w:left="4320" w:hanging="360"/>
+      </w:pPr>
+      <w:rPr>
+        <w:rFonts w:ascii="Wingdings" w:hAnsi="Wingdings" w:hint="default"/>
+      </w:rPr>
+    </w:lvl>
+    <w:lvl w:ilvl="6" w:tplc="040E0001" w:tentative="1">
+      <w:start w:val="1"/>
+      <w:numFmt w:val="bullet"/>
+      <w:lvlText w:val=""/>
+      <w:lvlJc w:val="left"/>
+      <w:pPr>
+        <w:ind w:left="5040" w:hanging="360"/>
+      </w:pPr>
+      <w:rPr>
+        <w:rFonts w:ascii="Symbol" w:hAnsi="Symbol" w:hint="default"/>
+      </w:rPr>
+    </w:lvl>
+    <w:lvl w:ilvl="7" w:tplc="040E0003" w:tentative="1">
+      <w:start w:val="1"/>
+      <w:numFmt w:val="bullet"/>
+      <w:lvlText w:val="o"/>
+      <w:lvlJc w:val="left"/>
+      <w:pPr>
+        <w:ind w:left="5760" w:hanging="360"/>
+      </w:pPr>
+      <w:rPr>
+        <w:rFonts w:ascii="Courier New" w:hAnsi="Courier New" w:cs="Courier New" w:hint="default"/>
+      </w:rPr>
+    </w:lvl>
+    <w:lvl w:ilvl="8" w:tplc="040E0005" w:tentative="1">
+      <w:start w:val="1"/>
+      <w:numFmt w:val="bullet"/>
+      <w:lvlText w:val=""/>
+      <w:lvlJc w:val="left"/>
+      <w:pPr>
+        <w:ind w:left="6480" w:hanging="360"/>
+      </w:pPr>
+      <w:rPr>
+        <w:rFonts w:ascii="Wingdings" w:hAnsi="Wingdings" w:hint="default"/>
+      </w:rPr>
+    </w:lvl>
+  </w:abstractNum>
+  <w:abstractNum w:abstractNumId="11" w15:restartNumberingAfterBreak="0">
     <w:nsid w:val="77E149B3"/>
     <w:multiLevelType w:val="multilevel"/>
     <w:tmpl w:val="32F06DFA"/>
@@ -11811,31 +12312,37 @@
     <w:abstractNumId w:val="0"/>
   </w:num>
   <w:num w:numId="2">
-    <w:abstractNumId w:val="8"/>
+    <w:abstractNumId w:val="9"/>
   </w:num>
   <w:num w:numId="3">
-    <w:abstractNumId w:val="5"/>
+    <w:abstractNumId w:val="6"/>
   </w:num>
   <w:num w:numId="4">
-    <w:abstractNumId w:val="6"/>
+    <w:abstractNumId w:val="7"/>
   </w:num>
   <w:num w:numId="5">
     <w:abstractNumId w:val="1"/>
   </w:num>
   <w:num w:numId="6">
-    <w:abstractNumId w:val="9"/>
+    <w:abstractNumId w:val="11"/>
   </w:num>
   <w:num w:numId="7">
-    <w:abstractNumId w:val="4"/>
+    <w:abstractNumId w:val="5"/>
   </w:num>
   <w:num w:numId="8">
     <w:abstractNumId w:val="2"/>
   </w:num>
   <w:num w:numId="9">
+    <w:abstractNumId w:val="4"/>
+  </w:num>
+  <w:num w:numId="10">
+    <w:abstractNumId w:val="8"/>
+  </w:num>
+  <w:num w:numId="11">
     <w:abstractNumId w:val="3"/>
   </w:num>
-  <w:num w:numId="10">
-    <w:abstractNumId w:val="7"/>
+  <w:num w:numId="12">
+    <w:abstractNumId w:val="10"/>
   </w:num>
 </w:numbering>
 </file>
@@ -12446,6 +12953,17 @@
       <w:color w:val="1F3763" w:themeColor="accent1" w:themeShade="7F"/>
     </w:rPr>
   </w:style>
+  <w:style w:type="paragraph" w:styleId="Listaszerbekezds">
+    <w:name w:val="List Paragraph"/>
+    <w:basedOn w:val="Norml"/>
+    <w:uiPriority w:val="34"/>
+    <w:qFormat/>
+    <w:rsid w:val="003B2185"/>
+    <w:pPr>
+      <w:ind w:left="720"/>
+      <w:contextualSpacing/>
+    </w:pPr>
+  </w:style>
 </w:styles>
 </file>
 
@@ -12749,7 +13267,7 @@
 </file>
 
 <file path=customXml/itemProps1.xml><?xml version="1.0" encoding="utf-8"?>
-<ds:datastoreItem xmlns:ds="http://schemas.openxmlformats.org/officeDocument/2006/customXml" ds:itemID="{B4F8A694-0614-40A3-86F4-78CC94DBCE01}">
+<ds:datastoreItem xmlns:ds="http://schemas.openxmlformats.org/officeDocument/2006/customXml" ds:itemID="{D82B7F65-8D07-4E91-A1F0-29265A15392B}">
   <ds:schemaRefs>
     <ds:schemaRef ds:uri="http://schemas.openxmlformats.org/officeDocument/2006/bibliography"/>
   </ds:schemaRefs>

--- a/DrágaBorok Dokumentáció.docx
+++ b/DrágaBorok Dokumentáció.docx
@@ -620,8 +620,6 @@
         </w:rPr>
         <w:t>3. Rendszerarchitektúra</w:t>
       </w:r>
-      <w:bookmarkStart w:id="0" w:name="_GoBack"/>
-      <w:bookmarkEnd w:id="0"/>
     </w:p>
     <w:p>
       <w:pPr>
@@ -647,288 +645,6 @@
         </w:rPr>
         <w:t>3.1. Backend felépítése</w:t>
       </w:r>
-    </w:p>
-    <w:p>
-      <w:pPr>
-        <w:spacing w:before="100" w:beforeAutospacing="1" w:after="100" w:afterAutospacing="1" w:line="240" w:lineRule="auto"/>
-        <w:outlineLvl w:val="2"/>
-        <w:rPr>
-          <w:rFonts w:ascii="Times New Roman" w:eastAsia="Times New Roman" w:hAnsi="Times New Roman" w:cs="Times New Roman"/>
-          <w:bCs/>
-          <w:sz w:val="24"/>
-          <w:szCs w:val="24"/>
-          <w:lang w:eastAsia="hu-HU"/>
-        </w:rPr>
-      </w:pPr>
-      <w:r>
-        <w:rPr>
-          <w:rFonts w:ascii="Times New Roman" w:eastAsia="Times New Roman" w:hAnsi="Times New Roman" w:cs="Times New Roman"/>
-          <w:bCs/>
-          <w:sz w:val="24"/>
-          <w:szCs w:val="24"/>
-          <w:lang w:eastAsia="hu-HU"/>
-        </w:rPr>
-        <w:t>Függőségek feltelepítése:</w:t>
-      </w:r>
-    </w:p>
-    <w:p>
-      <w:pPr>
-        <w:pStyle w:val="Listaszerbekezds"/>
-        <w:numPr>
-          <w:ilvl w:val="0"/>
-          <w:numId w:val="12"/>
-        </w:numPr>
-        <w:spacing w:before="100" w:beforeAutospacing="1" w:after="100" w:afterAutospacing="1" w:line="240" w:lineRule="auto"/>
-        <w:outlineLvl w:val="2"/>
-        <w:rPr>
-          <w:rFonts w:ascii="Times New Roman" w:eastAsia="Times New Roman" w:hAnsi="Times New Roman" w:cs="Times New Roman"/>
-          <w:bCs/>
-          <w:sz w:val="24"/>
-          <w:szCs w:val="24"/>
-          <w:lang w:eastAsia="hu-HU"/>
-        </w:rPr>
-      </w:pPr>
-      <w:proofErr w:type="spellStart"/>
-      <w:r>
-        <w:rPr>
-          <w:rFonts w:asciiTheme="majorHAnsi" w:eastAsia="Times New Roman" w:hAnsiTheme="majorHAnsi" w:cstheme="majorHAnsi"/>
-          <w:bCs/>
-          <w:sz w:val="24"/>
-          <w:szCs w:val="24"/>
-          <w:lang w:eastAsia="hu-HU"/>
-        </w:rPr>
-        <w:t>npm</w:t>
-      </w:r>
-      <w:proofErr w:type="spellEnd"/>
-      <w:r>
-        <w:rPr>
-          <w:rFonts w:ascii="Times New Roman" w:eastAsia="Times New Roman" w:hAnsi="Times New Roman" w:cs="Times New Roman"/>
-          <w:bCs/>
-          <w:sz w:val="24"/>
-          <w:szCs w:val="24"/>
-          <w:lang w:eastAsia="hu-HU"/>
-        </w:rPr>
-        <w:t xml:space="preserve"> </w:t>
-      </w:r>
-      <w:proofErr w:type="spellStart"/>
-      <w:r>
-        <w:rPr>
-          <w:rFonts w:asciiTheme="majorHAnsi" w:eastAsia="Times New Roman" w:hAnsiTheme="majorHAnsi" w:cstheme="majorHAnsi"/>
-          <w:bCs/>
-          <w:sz w:val="24"/>
-          <w:szCs w:val="24"/>
-          <w:lang w:eastAsia="hu-HU"/>
-        </w:rPr>
-        <w:t>install</w:t>
-      </w:r>
-      <w:proofErr w:type="spellEnd"/>
-      <w:r>
-        <w:rPr>
-          <w:rFonts w:ascii="Times New Roman" w:eastAsia="Times New Roman" w:hAnsi="Times New Roman" w:cs="Times New Roman"/>
-          <w:bCs/>
-          <w:sz w:val="24"/>
-          <w:szCs w:val="24"/>
-          <w:lang w:eastAsia="hu-HU"/>
-        </w:rPr>
-        <w:t xml:space="preserve"> </w:t>
-      </w:r>
-      <w:proofErr w:type="spellStart"/>
-      <w:r>
-        <w:rPr>
-          <w:rStyle w:val="HTML-kd"/>
-          <w:rFonts w:eastAsiaTheme="minorHAnsi"/>
-        </w:rPr>
-        <w:t>express</w:t>
-      </w:r>
-      <w:proofErr w:type="spellEnd"/>
-      <w:r>
-        <w:t xml:space="preserve"> </w:t>
-      </w:r>
-      <w:r>
-        <w:rPr>
-          <w:rStyle w:val="HTML-kd"/>
-          <w:rFonts w:eastAsiaTheme="minorHAnsi"/>
-        </w:rPr>
-        <w:t>mysql2</w:t>
-      </w:r>
-      <w:r>
-        <w:t xml:space="preserve"> </w:t>
-      </w:r>
-      <w:proofErr w:type="spellStart"/>
-      <w:r>
-        <w:rPr>
-          <w:rStyle w:val="HTML-kd"/>
-          <w:rFonts w:eastAsiaTheme="minorHAnsi"/>
-        </w:rPr>
-        <w:t>bcrypt</w:t>
-      </w:r>
-      <w:proofErr w:type="spellEnd"/>
-      <w:r>
-        <w:t xml:space="preserve"> </w:t>
-      </w:r>
-      <w:proofErr w:type="spellStart"/>
-      <w:r>
-        <w:rPr>
-          <w:rStyle w:val="HTML-kd"/>
-          <w:rFonts w:eastAsiaTheme="minorHAnsi"/>
-        </w:rPr>
-        <w:t>sharp</w:t>
-      </w:r>
-      <w:proofErr w:type="spellEnd"/>
-      <w:r>
-        <w:t xml:space="preserve"> </w:t>
-      </w:r>
-      <w:r>
-        <w:rPr>
-          <w:rStyle w:val="HTML-kd"/>
-          <w:rFonts w:eastAsiaTheme="minorHAnsi"/>
-        </w:rPr>
-        <w:t>socket.io</w:t>
-      </w:r>
-      <w:r>
-        <w:rPr>
-          <w:rStyle w:val="HTML-kd"/>
-          <w:rFonts w:eastAsiaTheme="minorHAnsi"/>
-        </w:rPr>
-        <w:t xml:space="preserve"> </w:t>
-      </w:r>
-      <w:proofErr w:type="spellStart"/>
-      <w:r>
-        <w:rPr>
-          <w:rStyle w:val="HTML-kd"/>
-          <w:rFonts w:eastAsiaTheme="minorHAnsi"/>
-        </w:rPr>
-        <w:t>jsonwebtoken</w:t>
-      </w:r>
-      <w:proofErr w:type="spellEnd"/>
-      <w:r>
-        <w:rPr>
-          <w:rStyle w:val="HTML-kd"/>
-          <w:rFonts w:eastAsiaTheme="minorHAnsi"/>
-        </w:rPr>
-        <w:t xml:space="preserve"> </w:t>
-      </w:r>
-      <w:proofErr w:type="spellStart"/>
-      <w:r>
-        <w:rPr>
-          <w:rStyle w:val="HTML-kd"/>
-          <w:rFonts w:eastAsiaTheme="minorHAnsi"/>
-        </w:rPr>
-        <w:t>multer</w:t>
-      </w:r>
-      <w:proofErr w:type="spellEnd"/>
-      <w:r>
-        <w:rPr>
-          <w:rStyle w:val="HTML-kd"/>
-          <w:rFonts w:eastAsiaTheme="minorHAnsi"/>
-        </w:rPr>
-        <w:t xml:space="preserve"> </w:t>
-      </w:r>
-      <w:proofErr w:type="spellStart"/>
-      <w:r>
-        <w:rPr>
-          <w:rStyle w:val="HTML-kd"/>
-          <w:rFonts w:eastAsiaTheme="minorHAnsi"/>
-        </w:rPr>
-        <w:t>cors</w:t>
-      </w:r>
-      <w:proofErr w:type="spellEnd"/>
-      <w:r>
-        <w:rPr>
-          <w:rStyle w:val="HTML-kd"/>
-          <w:rFonts w:eastAsiaTheme="minorHAnsi"/>
-        </w:rPr>
-        <w:t xml:space="preserve"> </w:t>
-      </w:r>
-      <w:proofErr w:type="spellStart"/>
-      <w:r>
-        <w:rPr>
-          <w:rStyle w:val="HTML-kd"/>
-          <w:rFonts w:eastAsiaTheme="minorHAnsi"/>
-        </w:rPr>
-        <w:t>dotenv</w:t>
-      </w:r>
-      <w:proofErr w:type="spellEnd"/>
-      <w:r>
-        <w:rPr>
-          <w:rStyle w:val="HTML-kd"/>
-          <w:rFonts w:eastAsiaTheme="minorHAnsi"/>
-        </w:rPr>
-        <w:t xml:space="preserve"> </w:t>
-      </w:r>
-      <w:proofErr w:type="spellStart"/>
-      <w:r>
-        <w:rPr>
-          <w:rStyle w:val="HTML-kd"/>
-          <w:rFonts w:eastAsiaTheme="minorHAnsi"/>
-        </w:rPr>
-        <w:t>cookie</w:t>
-      </w:r>
-      <w:proofErr w:type="spellEnd"/>
-      <w:r>
-        <w:rPr>
-          <w:rStyle w:val="HTML-kd"/>
-          <w:rFonts w:eastAsiaTheme="minorHAnsi"/>
-        </w:rPr>
-        <w:t xml:space="preserve">-parser </w:t>
-      </w:r>
-      <w:proofErr w:type="spellStart"/>
-      <w:r>
-        <w:rPr>
-          <w:rStyle w:val="HTML-kd"/>
-          <w:rFonts w:eastAsiaTheme="minorHAnsi"/>
-        </w:rPr>
-        <w:t>morgan</w:t>
-      </w:r>
-      <w:proofErr w:type="spellEnd"/>
-      <w:r>
-        <w:rPr>
-          <w:rStyle w:val="HTML-kd"/>
-          <w:rFonts w:eastAsiaTheme="minorHAnsi"/>
-        </w:rPr>
-        <w:t xml:space="preserve"> </w:t>
-      </w:r>
-      <w:proofErr w:type="spellStart"/>
-      <w:r>
-        <w:rPr>
-          <w:rStyle w:val="HTML-kd"/>
-          <w:rFonts w:eastAsiaTheme="minorHAnsi"/>
-        </w:rPr>
-        <w:t>debug</w:t>
-      </w:r>
-      <w:proofErr w:type="spellEnd"/>
-      <w:r>
-        <w:rPr>
-          <w:rStyle w:val="HTML-kd"/>
-          <w:rFonts w:eastAsiaTheme="minorHAnsi"/>
-        </w:rPr>
-        <w:t xml:space="preserve"> </w:t>
-      </w:r>
-      <w:proofErr w:type="spellStart"/>
-      <w:r>
-        <w:rPr>
-          <w:rStyle w:val="HTML-kd"/>
-          <w:rFonts w:eastAsiaTheme="minorHAnsi"/>
-        </w:rPr>
-        <w:t>promise</w:t>
-      </w:r>
-      <w:proofErr w:type="spellEnd"/>
-      <w:r>
-        <w:rPr>
-          <w:rStyle w:val="HTML-kd"/>
-          <w:rFonts w:eastAsiaTheme="minorHAnsi"/>
-        </w:rPr>
-        <w:t xml:space="preserve"> </w:t>
-      </w:r>
-      <w:proofErr w:type="spellStart"/>
-      <w:r>
-        <w:rPr>
-          <w:rStyle w:val="HTML-kd"/>
-          <w:rFonts w:eastAsiaTheme="minorHAnsi"/>
-        </w:rPr>
-        <w:t>nodemon</w:t>
-      </w:r>
-      <w:proofErr w:type="spellEnd"/>
     </w:p>
     <w:p>
       <w:pPr>
@@ -1498,7 +1214,6 @@
           <w:szCs w:val="24"/>
           <w:lang w:eastAsia="hu-HU"/>
         </w:rPr>
-        <w:lastRenderedPageBreak/>
         <w:t>Tranzakciók:</w:t>
       </w:r>
       <w:r>
@@ -3431,6 +3146,108 @@
     </w:p>
     <w:p>
       <w:pPr>
+        <w:numPr>
+          <w:ilvl w:val="0"/>
+          <w:numId w:val="9"/>
+        </w:numPr>
+        <w:spacing w:before="100" w:beforeAutospacing="1" w:after="100" w:afterAutospacing="1" w:line="240" w:lineRule="auto"/>
+        <w:rPr>
+          <w:rFonts w:ascii="Times New Roman" w:eastAsia="Times New Roman" w:hAnsi="Times New Roman" w:cs="Times New Roman"/>
+          <w:sz w:val="24"/>
+          <w:szCs w:val="24"/>
+          <w:lang w:eastAsia="hu-HU"/>
+        </w:rPr>
+      </w:pPr>
+      <w:r>
+        <w:rPr>
+          <w:rFonts w:ascii="Times New Roman" w:eastAsia="Times New Roman" w:hAnsi="Times New Roman" w:cs="Times New Roman"/>
+          <w:sz w:val="24"/>
+          <w:szCs w:val="24"/>
+          <w:lang w:eastAsia="hu-HU"/>
+        </w:rPr>
+        <w:t xml:space="preserve">Készítsen 1 adatbázist utf-8 kódolással </w:t>
+      </w:r>
+      <w:r>
+        <w:rPr>
+          <w:rFonts w:ascii="Times New Roman" w:eastAsia="Times New Roman" w:hAnsi="Times New Roman" w:cs="Times New Roman"/>
+          <w:sz w:val="24"/>
+          <w:szCs w:val="24"/>
+          <w:lang w:eastAsia="hu-HU"/>
+        </w:rPr>
+        <w:drawing>
+          <wp:inline distT="0" distB="0" distL="0" distR="0" wp14:anchorId="091AE376" wp14:editId="54FE26A6">
+            <wp:extent cx="5048955" cy="5068007"/>
+            <wp:effectExtent l="0" t="0" r="0" b="0"/>
+            <wp:docPr id="1" name="Kép 1"/>
+            <wp:cNvGraphicFramePr>
+              <a:graphicFrameLocks xmlns:a="http://schemas.openxmlformats.org/drawingml/2006/main" noChangeAspect="1"/>
+            </wp:cNvGraphicFramePr>
+            <a:graphic xmlns:a="http://schemas.openxmlformats.org/drawingml/2006/main">
+              <a:graphicData uri="http://schemas.openxmlformats.org/drawingml/2006/picture">
+                <pic:pic xmlns:pic="http://schemas.openxmlformats.org/drawingml/2006/picture">
+                  <pic:nvPicPr>
+                    <pic:cNvPr id="1" name=""/>
+                    <pic:cNvPicPr/>
+                  </pic:nvPicPr>
+                  <pic:blipFill>
+                    <a:blip r:embed="rId7"/>
+                    <a:stretch>
+                      <a:fillRect/>
+                    </a:stretch>
+                  </pic:blipFill>
+                  <pic:spPr>
+                    <a:xfrm>
+                      <a:off x="0" y="0"/>
+                      <a:ext cx="5048955" cy="5068007"/>
+                    </a:xfrm>
+                    <a:prstGeom prst="rect">
+                      <a:avLst/>
+                    </a:prstGeom>
+                  </pic:spPr>
+                </pic:pic>
+              </a:graphicData>
+            </a:graphic>
+          </wp:inline>
+        </w:drawing>
+      </w:r>
+    </w:p>
+    <w:p>
+      <w:pPr>
+        <w:numPr>
+          <w:ilvl w:val="0"/>
+          <w:numId w:val="9"/>
+        </w:numPr>
+        <w:spacing w:before="100" w:beforeAutospacing="1" w:after="100" w:afterAutospacing="1" w:line="240" w:lineRule="auto"/>
+        <w:rPr>
+          <w:rFonts w:ascii="Times New Roman" w:eastAsia="Times New Roman" w:hAnsi="Times New Roman" w:cs="Times New Roman"/>
+          <w:sz w:val="24"/>
+          <w:szCs w:val="24"/>
+          <w:lang w:eastAsia="hu-HU"/>
+        </w:rPr>
+      </w:pPr>
+      <w:r>
+        <w:rPr>
+          <w:rFonts w:ascii="Times New Roman" w:eastAsia="Times New Roman" w:hAnsi="Times New Roman" w:cs="Times New Roman"/>
+          <w:sz w:val="24"/>
+          <w:szCs w:val="24"/>
+          <w:lang w:eastAsia="hu-HU"/>
+        </w:rPr>
+        <w:t>Nyisson 1 SQL-t majd illessze be a beimportált mentést</w:t>
+      </w:r>
+      <w:bookmarkStart w:id="0" w:name="_GoBack"/>
+      <w:bookmarkEnd w:id="0"/>
+      <w:r>
+        <w:rPr>
+          <w:rFonts w:ascii="Times New Roman" w:eastAsia="Times New Roman" w:hAnsi="Times New Roman" w:cs="Times New Roman"/>
+          <w:sz w:val="24"/>
+          <w:szCs w:val="24"/>
+          <w:lang w:eastAsia="hu-HU"/>
+        </w:rPr>
+        <w:t xml:space="preserve"> </w:t>
+      </w:r>
+    </w:p>
+    <w:p>
+      <w:pPr>
         <w:pStyle w:val="Cmsor2"/>
       </w:pPr>
       <w:r>
@@ -4008,6 +3825,7 @@
                 <w:bdr w:val="none" w:sz="0" w:space="0" w:color="auto" w:frame="1"/>
                 <w:lang w:eastAsia="hu-HU"/>
               </w:rPr>
+              <w:lastRenderedPageBreak/>
               <w:t>POST</w:t>
             </w:r>
           </w:p>
@@ -6597,7 +6415,6 @@
                 <w:bdr w:val="none" w:sz="0" w:space="0" w:color="auto" w:frame="1"/>
                 <w:lang w:eastAsia="hu-HU"/>
               </w:rPr>
-              <w:lastRenderedPageBreak/>
               <w:t>PUT</w:t>
             </w:r>
           </w:p>
@@ -7740,6 +7557,7 @@
                 <w:bdr w:val="none" w:sz="0" w:space="0" w:color="auto" w:frame="1"/>
                 <w:lang w:eastAsia="hu-HU"/>
               </w:rPr>
+              <w:lastRenderedPageBreak/>
               <w:t>GET</w:t>
             </w:r>
           </w:p>
@@ -9683,7 +9501,6 @@
                 <w:bdr w:val="none" w:sz="0" w:space="0" w:color="auto" w:frame="1"/>
                 <w:lang w:eastAsia="hu-HU"/>
               </w:rPr>
-              <w:lastRenderedPageBreak/>
               <w:t>GET</w:t>
             </w:r>
           </w:p>
@@ -10585,6 +10402,7 @@
           <w:b/>
           <w:bCs/>
         </w:rPr>
+        <w:lastRenderedPageBreak/>
         <w:t>Publikus:</w:t>
       </w:r>
       <w:r>
@@ -10713,6 +10531,70 @@
       <w:r>
         <w:t xml:space="preserve"> hívhatja.</w:t>
       </w:r>
+    </w:p>
+    <w:p>
+      <w:pPr>
+        <w:pStyle w:val="NormlWeb"/>
+        <w:rPr>
+          <w:b/>
+        </w:rPr>
+      </w:pPr>
+      <w:r>
+        <w:rPr>
+          <w:b/>
+        </w:rPr>
+        <w:t xml:space="preserve">Teszteléshez használt </w:t>
+      </w:r>
+      <w:proofErr w:type="spellStart"/>
+      <w:r>
+        <w:rPr>
+          <w:b/>
+        </w:rPr>
+        <w:t>admin</w:t>
+      </w:r>
+      <w:proofErr w:type="spellEnd"/>
+      <w:r>
+        <w:rPr>
+          <w:b/>
+        </w:rPr>
+        <w:t xml:space="preserve"> felhasználó: </w:t>
+      </w:r>
+    </w:p>
+    <w:p>
+      <w:pPr>
+        <w:pStyle w:val="NormlWeb"/>
+      </w:pPr>
+      <w:r>
+        <w:rPr>
+          <w:b/>
+        </w:rPr>
+        <w:tab/>
+      </w:r>
+      <w:r>
+        <w:t xml:space="preserve">email: </w:t>
+      </w:r>
+      <w:hyperlink r:id="rId8" w:history="1">
+        <w:r>
+          <w:rPr>
+            <w:rStyle w:val="Hiperhivatkozs"/>
+          </w:rPr>
+          <w:t>gunigunda@gmail.com</w:t>
+        </w:r>
+      </w:hyperlink>
+    </w:p>
+    <w:p>
+      <w:pPr>
+        <w:pStyle w:val="NormlWeb"/>
+      </w:pPr>
+      <w:r>
+        <w:tab/>
+        <w:t xml:space="preserve">jelszó: </w:t>
+      </w:r>
+      <w:proofErr w:type="spellStart"/>
+      <w:r>
+        <w:t>asd</w:t>
+      </w:r>
+      <w:proofErr w:type="spellEnd"/>
     </w:p>
     <w:p>
       <w:pPr>
@@ -12964,6 +12846,29 @@
       <w:contextualSpacing/>
     </w:pPr>
   </w:style>
+  <w:style w:type="character" w:styleId="Hiperhivatkozs">
+    <w:name w:val="Hyperlink"/>
+    <w:basedOn w:val="Bekezdsalapbettpusa"/>
+    <w:uiPriority w:val="99"/>
+    <w:unhideWhenUsed/>
+    <w:rsid w:val="0059578C"/>
+    <w:rPr>
+      <w:color w:val="0563C1" w:themeColor="hyperlink"/>
+      <w:u w:val="single"/>
+    </w:rPr>
+  </w:style>
+  <w:style w:type="character" w:styleId="Feloldatlanmegemlts">
+    <w:name w:val="Unresolved Mention"/>
+    <w:basedOn w:val="Bekezdsalapbettpusa"/>
+    <w:uiPriority w:val="99"/>
+    <w:semiHidden/>
+    <w:unhideWhenUsed/>
+    <w:rsid w:val="0059578C"/>
+    <w:rPr>
+      <w:color w:val="605E5C"/>
+      <w:shd w:val="clear" w:color="auto" w:fill="E1DFDD"/>
+    </w:rPr>
+  </w:style>
 </w:styles>
 </file>
 
@@ -13267,7 +13172,7 @@
 </file>
 
 <file path=customXml/itemProps1.xml><?xml version="1.0" encoding="utf-8"?>
-<ds:datastoreItem xmlns:ds="http://schemas.openxmlformats.org/officeDocument/2006/customXml" ds:itemID="{D82B7F65-8D07-4E91-A1F0-29265A15392B}">
+<ds:datastoreItem xmlns:ds="http://schemas.openxmlformats.org/officeDocument/2006/customXml" ds:itemID="{6ABB89E5-7E0F-4A04-BD53-846F34045E8E}">
   <ds:schemaRefs>
     <ds:schemaRef ds:uri="http://schemas.openxmlformats.org/officeDocument/2006/bibliography"/>
   </ds:schemaRefs>

--- a/DrágaBorok Dokumentáció.docx
+++ b/DrágaBorok Dokumentáció.docx
@@ -1148,7 +1148,7 @@
           <w:szCs w:val="24"/>
           <w:lang w:eastAsia="hu-HU"/>
         </w:rPr>
-        <w:t xml:space="preserve"> </w:t>
+        <w:t xml:space="preserve">  </w:t>
       </w:r>
       <w:proofErr w:type="spellStart"/>
       <w:r>
@@ -1158,38 +1158,11 @@
           <w:szCs w:val="20"/>
           <w:lang w:eastAsia="hu-HU"/>
         </w:rPr>
-        <w:t>users</w:t>
-      </w:r>
+        <w:t>admin</w:t>
+      </w:r>
+      <w:bookmarkStart w:id="0" w:name="_GoBack"/>
+      <w:bookmarkEnd w:id="0"/>
       <w:proofErr w:type="spellEnd"/>
-      <w:r>
-        <w:rPr>
-          <w:rFonts w:ascii="Times New Roman" w:eastAsia="Times New Roman" w:hAnsi="Times New Roman" w:cs="Times New Roman"/>
-          <w:sz w:val="24"/>
-          <w:szCs w:val="24"/>
-          <w:lang w:eastAsia="hu-HU"/>
-        </w:rPr>
-        <w:t xml:space="preserve"> (vásárlók), </w:t>
-      </w:r>
-      <w:proofErr w:type="spellStart"/>
-      <w:r>
-        <w:rPr>
-          <w:rFonts w:ascii="Courier New" w:eastAsia="Times New Roman" w:hAnsi="Courier New" w:cs="Courier New"/>
-          <w:sz w:val="20"/>
-          <w:szCs w:val="20"/>
-          <w:lang w:eastAsia="hu-HU"/>
-        </w:rPr>
-        <w:t>adminok</w:t>
-      </w:r>
-      <w:proofErr w:type="spellEnd"/>
-      <w:r>
-        <w:rPr>
-          <w:rFonts w:ascii="Times New Roman" w:eastAsia="Times New Roman" w:hAnsi="Times New Roman" w:cs="Times New Roman"/>
-          <w:sz w:val="24"/>
-          <w:szCs w:val="24"/>
-          <w:lang w:eastAsia="hu-HU"/>
-        </w:rPr>
-        <w:t>.</w:t>
-      </w:r>
     </w:p>
     <w:p>
       <w:pPr>
@@ -1406,18 +1379,26 @@
         </w:rPr>
         <w:lastRenderedPageBreak/>
         <w:drawing>
-          <wp:anchor distT="0" distB="0" distL="114300" distR="114300" simplePos="0" relativeHeight="251658240" behindDoc="0" locked="0" layoutInCell="1" allowOverlap="1">
+          <wp:anchor distT="0" distB="0" distL="114300" distR="114300" simplePos="0" relativeHeight="251658240" behindDoc="1" locked="0" layoutInCell="1" allowOverlap="1">
             <wp:simplePos x="0" y="0"/>
-            <wp:positionH relativeFrom="column">
-              <wp:posOffset>-747395</wp:posOffset>
+            <wp:positionH relativeFrom="margin">
+              <wp:align>right</wp:align>
             </wp:positionH>
             <wp:positionV relativeFrom="paragraph">
               <wp:posOffset>0</wp:posOffset>
             </wp:positionV>
-            <wp:extent cx="10151745" cy="6238875"/>
-            <wp:effectExtent l="0" t="0" r="1905" b="9525"/>
-            <wp:wrapSquare wrapText="bothSides"/>
-            <wp:docPr id="2" name="Kép 2"/>
+            <wp:extent cx="8522205" cy="6440805"/>
+            <wp:effectExtent l="0" t="0" r="0" b="0"/>
+            <wp:wrapTight wrapText="bothSides">
+              <wp:wrapPolygon edited="0">
+                <wp:start x="0" y="0"/>
+                <wp:lineTo x="0" y="21530"/>
+                <wp:lineTo x="21536" y="21530"/>
+                <wp:lineTo x="21536" y="0"/>
+                <wp:lineTo x="0" y="0"/>
+              </wp:wrapPolygon>
+            </wp:wrapTight>
+            <wp:docPr id="3" name="Kép 3"/>
             <wp:cNvGraphicFramePr>
               <a:graphicFrameLocks xmlns:a="http://schemas.openxmlformats.org/drawingml/2006/main" noChangeAspect="1"/>
             </wp:cNvGraphicFramePr>
@@ -1431,7 +1412,7 @@
                     </pic:cNvPicPr>
                   </pic:nvPicPr>
                   <pic:blipFill>
-                    <a:blip r:embed="rId6" cstate="print">
+                    <a:blip r:embed="rId6">
                       <a:extLst>
                         <a:ext uri="{28A0092B-C50C-407E-A947-70E740481C1C}">
                           <a14:useLocalDpi xmlns:a14="http://schemas.microsoft.com/office/drawing/2010/main" val="0"/>
@@ -1446,7 +1427,7 @@
                   <pic:spPr bwMode="auto">
                     <a:xfrm>
                       <a:off x="0" y="0"/>
-                      <a:ext cx="10151745" cy="6238875"/>
+                      <a:ext cx="8522205" cy="6440805"/>
                     </a:xfrm>
                     <a:prstGeom prst="rect">
                       <a:avLst/>
@@ -3170,6 +3151,7 @@
       <w:r>
         <w:rPr>
           <w:rFonts w:ascii="Times New Roman" w:eastAsia="Times New Roman" w:hAnsi="Times New Roman" w:cs="Times New Roman"/>
+          <w:noProof/>
           <w:sz w:val="24"/>
           <w:szCs w:val="24"/>
           <w:lang w:eastAsia="hu-HU"/>
@@ -3232,18 +3214,7 @@
           <w:szCs w:val="24"/>
           <w:lang w:eastAsia="hu-HU"/>
         </w:rPr>
-        <w:t>Nyisson 1 SQL-t majd illessze be a beimportált mentést</w:t>
-      </w:r>
-      <w:bookmarkStart w:id="0" w:name="_GoBack"/>
-      <w:bookmarkEnd w:id="0"/>
-      <w:r>
-        <w:rPr>
-          <w:rFonts w:ascii="Times New Roman" w:eastAsia="Times New Roman" w:hAnsi="Times New Roman" w:cs="Times New Roman"/>
-          <w:sz w:val="24"/>
-          <w:szCs w:val="24"/>
-          <w:lang w:eastAsia="hu-HU"/>
-        </w:rPr>
-        <w:t xml:space="preserve"> </w:t>
+        <w:t xml:space="preserve">Nyisson 1 SQL-t majd illessze be a beimportált mentést </w:t>
       </w:r>
     </w:p>
     <w:p>
@@ -13172,7 +13143,7 @@
 </file>
 
 <file path=customXml/itemProps1.xml><?xml version="1.0" encoding="utf-8"?>
-<ds:datastoreItem xmlns:ds="http://schemas.openxmlformats.org/officeDocument/2006/customXml" ds:itemID="{6ABB89E5-7E0F-4A04-BD53-846F34045E8E}">
+<ds:datastoreItem xmlns:ds="http://schemas.openxmlformats.org/officeDocument/2006/customXml" ds:itemID="{50A52D3B-3BF1-4171-9C95-14FD9BA012F0}">
   <ds:schemaRefs>
     <ds:schemaRef ds:uri="http://schemas.openxmlformats.org/officeDocument/2006/bibliography"/>
   </ds:schemaRefs>

--- a/DrágaBorok Dokumentáció.docx
+++ b/DrágaBorok Dokumentáció.docx
@@ -1137,9 +1137,10 @@
           <w:bCs/>
           <w:sz w:val="24"/>
           <w:szCs w:val="24"/>
-          <w:lang w:eastAsia="hu-HU"/>
-        </w:rPr>
-        <w:t>Felhasználók:</w:t>
+          <w:u w:val="single"/>
+          <w:lang w:eastAsia="hu-HU"/>
+        </w:rPr>
+        <w:t>Felhasználó:</w:t>
       </w:r>
       <w:r>
         <w:rPr>
@@ -1151,6 +1152,27 @@
         <w:t xml:space="preserve">  </w:t>
       </w:r>
       <w:proofErr w:type="spellStart"/>
+      <w:r>
+        <w:rPr>
+          <w:rFonts w:ascii="Courier New" w:eastAsia="Times New Roman" w:hAnsi="Courier New" w:cs="Courier New"/>
+          <w:i/>
+          <w:sz w:val="20"/>
+          <w:szCs w:val="20"/>
+          <w:lang w:eastAsia="hu-HU"/>
+        </w:rPr>
+        <w:t>admi</w:t>
+      </w:r>
+      <w:r>
+        <w:rPr>
+          <w:rFonts w:ascii="Courier New" w:eastAsia="Times New Roman" w:hAnsi="Courier New" w:cs="Courier New"/>
+          <w:i/>
+          <w:sz w:val="20"/>
+          <w:szCs w:val="20"/>
+          <w:lang w:eastAsia="hu-HU"/>
+        </w:rPr>
+        <w:t>n</w:t>
+      </w:r>
+      <w:proofErr w:type="spellEnd"/>
       <w:r>
         <w:rPr>
           <w:rFonts w:ascii="Courier New" w:eastAsia="Times New Roman" w:hAnsi="Courier New" w:cs="Courier New"/>
@@ -1158,11 +1180,90 @@
           <w:szCs w:val="20"/>
           <w:lang w:eastAsia="hu-HU"/>
         </w:rPr>
+        <w:t xml:space="preserve"> </w:t>
+      </w:r>
+      <w:r>
+        <w:rPr>
+          <w:rFonts w:ascii="Courier New" w:eastAsia="Times New Roman" w:hAnsi="Courier New" w:cs="Courier New"/>
+          <w:b/>
+          <w:sz w:val="20"/>
+          <w:szCs w:val="20"/>
+          <w:u w:val="single"/>
+          <w:lang w:eastAsia="hu-HU"/>
+        </w:rPr>
+        <w:t>Jelszó:</w:t>
+      </w:r>
+      <w:r>
+        <w:rPr>
+          <w:rFonts w:ascii="Courier New" w:eastAsia="Times New Roman" w:hAnsi="Courier New" w:cs="Courier New"/>
+          <w:b/>
+          <w:sz w:val="20"/>
+          <w:szCs w:val="20"/>
+          <w:lang w:eastAsia="hu-HU"/>
+        </w:rPr>
+        <w:t xml:space="preserve"> </w:t>
+      </w:r>
+      <w:proofErr w:type="spellStart"/>
+      <w:r>
+        <w:rPr>
+          <w:rFonts w:ascii="Courier New" w:eastAsia="Times New Roman" w:hAnsi="Courier New" w:cs="Courier New"/>
+          <w:i/>
+          <w:sz w:val="20"/>
+          <w:szCs w:val="20"/>
+          <w:lang w:eastAsia="hu-HU"/>
+        </w:rPr>
         <w:t>admin</w:t>
       </w:r>
-      <w:bookmarkStart w:id="0" w:name="_GoBack"/>
-      <w:bookmarkEnd w:id="0"/>
       <w:proofErr w:type="spellEnd"/>
+      <w:r>
+        <w:rPr>
+          <w:rFonts w:ascii="Courier New" w:eastAsia="Times New Roman" w:hAnsi="Courier New" w:cs="Courier New"/>
+          <w:sz w:val="20"/>
+          <w:szCs w:val="20"/>
+          <w:lang w:eastAsia="hu-HU"/>
+        </w:rPr>
+        <w:t xml:space="preserve"> (Ezt a felhasználót a </w:t>
+      </w:r>
+      <w:proofErr w:type="spellStart"/>
+      <w:r>
+        <w:rPr>
+          <w:rFonts w:ascii="Courier New" w:eastAsia="Times New Roman" w:hAnsi="Courier New" w:cs="Courier New"/>
+          <w:sz w:val="20"/>
+          <w:szCs w:val="20"/>
+          <w:lang w:eastAsia="hu-HU"/>
+        </w:rPr>
+        <w:t>MySQL</w:t>
+      </w:r>
+      <w:proofErr w:type="spellEnd"/>
+      <w:r>
+        <w:rPr>
+          <w:rFonts w:ascii="Courier New" w:eastAsia="Times New Roman" w:hAnsi="Courier New" w:cs="Courier New"/>
+          <w:sz w:val="20"/>
+          <w:szCs w:val="20"/>
+          <w:lang w:eastAsia="hu-HU"/>
+        </w:rPr>
+        <w:t xml:space="preserve">-be létre kell hozni hogy </w:t>
+      </w:r>
+      <w:proofErr w:type="spellStart"/>
+      <w:r>
+        <w:rPr>
+          <w:rFonts w:ascii="Courier New" w:eastAsia="Times New Roman" w:hAnsi="Courier New" w:cs="Courier New"/>
+          <w:sz w:val="20"/>
+          <w:szCs w:val="20"/>
+          <w:lang w:eastAsia="hu-HU"/>
+        </w:rPr>
+        <w:t>működjön</w:t>
+      </w:r>
+      <w:proofErr w:type="spellEnd"/>
+      <w:r>
+        <w:rPr>
+          <w:rFonts w:ascii="Courier New" w:eastAsia="Times New Roman" w:hAnsi="Courier New" w:cs="Courier New"/>
+          <w:sz w:val="20"/>
+          <w:szCs w:val="20"/>
+          <w:lang w:eastAsia="hu-HU"/>
+        </w:rPr>
+        <w:t>. A „bor” nevű adatbázishoz kell létrehozni minden jogosultságot megadva)</w:t>
+      </w:r>
     </w:p>
     <w:p>
       <w:pPr>
@@ -1349,6 +1450,8 @@
         </w:rPr>
         <w:t>messages</w:t>
       </w:r>
+      <w:bookmarkStart w:id="0" w:name="_GoBack"/>
+      <w:bookmarkEnd w:id="0"/>
       <w:proofErr w:type="spellEnd"/>
     </w:p>
     <w:p>
@@ -13143,7 +13246,7 @@
 </file>
 
 <file path=customXml/itemProps1.xml><?xml version="1.0" encoding="utf-8"?>
-<ds:datastoreItem xmlns:ds="http://schemas.openxmlformats.org/officeDocument/2006/customXml" ds:itemID="{50A52D3B-3BF1-4171-9C95-14FD9BA012F0}">
+<ds:datastoreItem xmlns:ds="http://schemas.openxmlformats.org/officeDocument/2006/customXml" ds:itemID="{5C467A9F-2D63-472F-98C7-BB5484EF25DF}">
   <ds:schemaRefs>
     <ds:schemaRef ds:uri="http://schemas.openxmlformats.org/officeDocument/2006/bibliography"/>
   </ds:schemaRefs>
